--- a/docs/writing/piece1_final.docx
+++ b/docs/writing/piece1_final.docx
@@ -1679,25 +1679,25 @@
         <w:t xml:space="preserve"> </w:t>
       </w:r>
       <w:r>
-        <w:t xml:space="preserve">expected to follow clinical guidelines. The difference for analysts is</w:t>
-      </w:r>
-      <w:r>
-        <w:t xml:space="preserve"> </w:t>
-      </w:r>
-      <w:r>
-        <w:t xml:space="preserve">that we do not need to wait for external regulation to demand change.</w:t>
-      </w:r>
-      <w:r>
-        <w:t xml:space="preserve"> </w:t>
-      </w:r>
-      <w:r>
-        <w:t xml:space="preserve">Analytical professionals are in a position to ask these questions of</w:t>
-      </w:r>
-      <w:r>
-        <w:t xml:space="preserve"> </w:t>
-      </w:r>
-      <w:r>
-        <w:t xml:space="preserve">themselves now and build the structures that give us a firm footing.</w:t>
+        <w:t xml:space="preserve">expected to follow clinical guidelines. We do not need to wait</w:t>
+      </w:r>
+      <w:r>
+        <w:t xml:space="preserve"> </w:t>
+      </w:r>
+      <w:r>
+        <w:t xml:space="preserve">for external pressure to demand it of us. Analytical professionals are</w:t>
+      </w:r>
+      <w:r>
+        <w:t xml:space="preserve"> </w:t>
+      </w:r>
+      <w:r>
+        <w:t xml:space="preserve">in a position to ask these questions of ourselves now and build</w:t>
+      </w:r>
+      <w:r>
+        <w:t xml:space="preserve"> </w:t>
+      </w:r>
+      <w:r>
+        <w:t xml:space="preserve">the structures that give us a firm footing.</w:t>
       </w:r>
     </w:p>
     <w:p>

--- a/docs/writing/piece1_final.docx
+++ b/docs/writing/piece1_final.docx
@@ -1840,7 +1840,7 @@
       </w:r>
     </w:p>
     <w:bookmarkEnd w:id="15"/>
-    <w:bookmarkStart w:id="17" w:name="companion-document"/>
+    <w:bookmarkStart w:id="18" w:name="companion-document"/>
     <w:p>
       <w:pPr>
         <w:pStyle w:val="Heading2"/>
@@ -1868,7 +1868,206 @@
         </w:r>
       </w:hyperlink>
     </w:p>
-    <w:bookmarkEnd w:id="17"/>
+    <w:p>
+      <w:r>
+        <w:pict>
+          <v:rect style="width:0;height:1.5pt" o:hralign="center" o:hrstd="t" o:hr="t"/>
+        </w:pict>
+      </w:r>
+    </w:p>
+    <w:p>
+      <w:pPr>
+        <w:pStyle w:val="FirstParagraph"/>
+      </w:pPr>
+      <w:hyperlink r:id="rId17">
+        <w:r>
+          <w:rPr>
+            <w:rStyle w:val="Hyperlink"/>
+          </w:rPr>
+          <w:t xml:space="preserve">Download as Word document</w:t>
+        </w:r>
+      </w:hyperlink>
+    </w:p>
+    <w:bookmarkEnd w:id="18"/>
+    <w:bookmarkStart w:id="23" w:name="recent-writing"/>
+    <w:p>
+      <w:pPr>
+        <w:pStyle w:val="Heading2"/>
+      </w:pPr>
+      <w:r>
+        <w:t xml:space="preserve">Recent Writing</w:t>
+      </w:r>
+    </w:p>
+    <w:p>
+      <w:pPr>
+        <w:pStyle w:val="FirstParagraph"/>
+      </w:pPr>
+      <w:hyperlink r:id="rId19">
+        <w:r>
+          <w:rPr>
+            <w:rStyle w:val="Hyperlink"/>
+            <w:b/>
+            <w:bCs/>
+          </w:rPr>
+          <w:t xml:space="preserve">The NHS is addicted to building dashboards. Is it time for a detox?</w:t>
+        </w:r>
+      </w:hyperlink>
+      <w:r>
+        <w:t xml:space="preserve"> </w:t>
+      </w:r>
+      <w:r>
+        <w:t xml:space="preserve">Why dashboards don’t work as intended, and what comes next.</w:t>
+      </w:r>
+    </w:p>
+    <w:p>
+      <w:pPr>
+        <w:pStyle w:val="BodyText"/>
+      </w:pPr>
+      <w:hyperlink r:id="rId20">
+        <w:r>
+          <w:rPr>
+            <w:rStyle w:val="Hyperlink"/>
+            <w:b/>
+            <w:bCs/>
+          </w:rPr>
+          <w:t xml:space="preserve">Analytics is becoming a profession. Is your organisation leading or following?</w:t>
+        </w:r>
+      </w:hyperlink>
+      <w:r>
+        <w:t xml:space="preserve"> </w:t>
+      </w:r>
+      <w:r>
+        <w:t xml:space="preserve">Why organisations that lead and celebrate the professionalisation of analysts will benefit the most.</w:t>
+      </w:r>
+    </w:p>
+    <w:p>
+      <w:pPr>
+        <w:pStyle w:val="BodyText"/>
+      </w:pPr>
+      <w:hyperlink r:id="rId21">
+        <w:r>
+          <w:rPr>
+            <w:rStyle w:val="Hyperlink"/>
+            <w:b/>
+            <w:bCs/>
+          </w:rPr>
+          <w:t xml:space="preserve">What data teams can learn from internal audit</w:t>
+        </w:r>
+      </w:hyperlink>
+      <w:r>
+        <w:t xml:space="preserve"> </w:t>
+      </w:r>
+      <w:r>
+        <w:t xml:space="preserve">Exploring gaps in analytical governance, and how looking through the perspective of an internal audit can strengthen analyst teams.</w:t>
+      </w:r>
+    </w:p>
+    <w:p>
+      <w:pPr>
+        <w:pStyle w:val="BodyText"/>
+      </w:pPr>
+      <w:hyperlink r:id="rId22">
+        <w:r>
+          <w:rPr>
+            <w:rStyle w:val="Hyperlink"/>
+          </w:rPr>
+          <w:t xml:space="preserve">View all writing →</w:t>
+        </w:r>
+      </w:hyperlink>
+    </w:p>
+    <w:p>
+      <w:r>
+        <w:pict>
+          <v:rect style="width:0;height:1.5pt" o:hralign="center" o:hrstd="t" o:hr="t"/>
+        </w:pict>
+      </w:r>
+    </w:p>
+    <w:bookmarkEnd w:id="23"/>
+    <w:bookmarkStart w:id="28" w:name="recent-projects"/>
+    <w:p>
+      <w:pPr>
+        <w:pStyle w:val="Heading2"/>
+      </w:pPr>
+      <w:r>
+        <w:t xml:space="preserve">Recent Projects</w:t>
+      </w:r>
+    </w:p>
+    <w:p>
+      <w:pPr>
+        <w:pStyle w:val="FirstParagraph"/>
+      </w:pPr>
+      <w:hyperlink r:id="rId24">
+        <w:r>
+          <w:rPr>
+            <w:rStyle w:val="Hyperlink"/>
+            <w:b/>
+            <w:bCs/>
+          </w:rPr>
+          <w:t xml:space="preserve">qvdr</w:t>
+        </w:r>
+      </w:hyperlink>
+      <w:r>
+        <w:t xml:space="preserve"> </w:t>
+      </w:r>
+      <w:r>
+        <w:t xml:space="preserve">An R package that reads QVD (QlikView Data) binary files into R tibbles.</w:t>
+      </w:r>
+    </w:p>
+    <w:p>
+      <w:pPr>
+        <w:pStyle w:val="BodyText"/>
+      </w:pPr>
+      <w:hyperlink r:id="rId25">
+        <w:r>
+          <w:rPr>
+            <w:rStyle w:val="Hyperlink"/>
+            <w:b/>
+            <w:bCs/>
+          </w:rPr>
+          <w:t xml:space="preserve">Statistics Methods Primer</w:t>
+        </w:r>
+      </w:hyperlink>
+      <w:r>
+        <w:t xml:space="preserve"> </w:t>
+      </w:r>
+      <w:r>
+        <w:t xml:space="preserve">A reference source for NHS analysts without a formal statistical background.</w:t>
+      </w:r>
+    </w:p>
+    <w:p>
+      <w:pPr>
+        <w:pStyle w:val="BodyText"/>
+      </w:pPr>
+      <w:hyperlink r:id="rId26">
+        <w:r>
+          <w:rPr>
+            <w:rStyle w:val="Hyperlink"/>
+            <w:b/>
+            <w:bCs/>
+          </w:rPr>
+          <w:t xml:space="preserve">Recipe App</w:t>
+        </w:r>
+      </w:hyperlink>
+      <w:r>
+        <w:t xml:space="preserve"> </w:t>
+      </w:r>
+      <w:r>
+        <w:t xml:space="preserve">An app for searching recipes based on ingredients and cuisine preferences.</w:t>
+      </w:r>
+    </w:p>
+    <w:p>
+      <w:pPr>
+        <w:pStyle w:val="BodyText"/>
+      </w:pPr>
+      <w:hyperlink r:id="rId27">
+        <w:r>
+          <w:rPr>
+            <w:rStyle w:val="Hyperlink"/>
+          </w:rPr>
+          <w:t xml:space="preserve">View all projects →</w:t>
+        </w:r>
+      </w:hyperlink>
+    </w:p>
+    <w:bookmarkEnd w:id="28"/>
     <w:sectPr>
       <w:footnotePr>
         <w:numRestart w:val="eachSect"/>

--- a/docs/writing/piece1_final.docx
+++ b/docs/writing/piece1_final.docx
@@ -14,6 +14,9 @@
       <w:pPr>
         <w:pStyle w:val="Author"/>
       </w:pPr>
+      <w:r>
+        <w:t xml:space="preserve">Jasper Cain</w:t>
+      </w:r>
     </w:p>
     <w:p>
       <w:pPr>
@@ -1889,185 +1892,6 @@
       </w:hyperlink>
     </w:p>
     <w:bookmarkEnd w:id="18"/>
-    <w:bookmarkStart w:id="23" w:name="recent-writing"/>
-    <w:p>
-      <w:pPr>
-        <w:pStyle w:val="Heading2"/>
-      </w:pPr>
-      <w:r>
-        <w:t xml:space="preserve">Recent Writing</w:t>
-      </w:r>
-    </w:p>
-    <w:p>
-      <w:pPr>
-        <w:pStyle w:val="FirstParagraph"/>
-      </w:pPr>
-      <w:hyperlink r:id="rId19">
-        <w:r>
-          <w:rPr>
-            <w:rStyle w:val="Hyperlink"/>
-            <w:b/>
-            <w:bCs/>
-          </w:rPr>
-          <w:t xml:space="preserve">The NHS is addicted to building dashboards. Is it time for a detox?</w:t>
-        </w:r>
-      </w:hyperlink>
-      <w:r>
-        <w:t xml:space="preserve"> </w:t>
-      </w:r>
-      <w:r>
-        <w:t xml:space="preserve">Why dashboards don’t work as intended, and what comes next.</w:t>
-      </w:r>
-    </w:p>
-    <w:p>
-      <w:pPr>
-        <w:pStyle w:val="BodyText"/>
-      </w:pPr>
-      <w:hyperlink r:id="rId20">
-        <w:r>
-          <w:rPr>
-            <w:rStyle w:val="Hyperlink"/>
-            <w:b/>
-            <w:bCs/>
-          </w:rPr>
-          <w:t xml:space="preserve">Analytics is becoming a profession. Is your organisation leading or following?</w:t>
-        </w:r>
-      </w:hyperlink>
-      <w:r>
-        <w:t xml:space="preserve"> </w:t>
-      </w:r>
-      <w:r>
-        <w:t xml:space="preserve">Why organisations that lead and celebrate the professionalisation of analysts will benefit the most.</w:t>
-      </w:r>
-    </w:p>
-    <w:p>
-      <w:pPr>
-        <w:pStyle w:val="BodyText"/>
-      </w:pPr>
-      <w:hyperlink r:id="rId21">
-        <w:r>
-          <w:rPr>
-            <w:rStyle w:val="Hyperlink"/>
-            <w:b/>
-            <w:bCs/>
-          </w:rPr>
-          <w:t xml:space="preserve">What data teams can learn from internal audit</w:t>
-        </w:r>
-      </w:hyperlink>
-      <w:r>
-        <w:t xml:space="preserve"> </w:t>
-      </w:r>
-      <w:r>
-        <w:t xml:space="preserve">Exploring gaps in analytical governance, and how looking through the perspective of an internal audit can strengthen analyst teams.</w:t>
-      </w:r>
-    </w:p>
-    <w:p>
-      <w:pPr>
-        <w:pStyle w:val="BodyText"/>
-      </w:pPr>
-      <w:hyperlink r:id="rId22">
-        <w:r>
-          <w:rPr>
-            <w:rStyle w:val="Hyperlink"/>
-          </w:rPr>
-          <w:t xml:space="preserve">View all writing →</w:t>
-        </w:r>
-      </w:hyperlink>
-    </w:p>
-    <w:p>
-      <w:r>
-        <w:pict>
-          <v:rect style="width:0;height:1.5pt" o:hralign="center" o:hrstd="t" o:hr="t"/>
-        </w:pict>
-      </w:r>
-    </w:p>
-    <w:bookmarkEnd w:id="23"/>
-    <w:bookmarkStart w:id="28" w:name="recent-projects"/>
-    <w:p>
-      <w:pPr>
-        <w:pStyle w:val="Heading2"/>
-      </w:pPr>
-      <w:r>
-        <w:t xml:space="preserve">Recent Projects</w:t>
-      </w:r>
-    </w:p>
-    <w:p>
-      <w:pPr>
-        <w:pStyle w:val="FirstParagraph"/>
-      </w:pPr>
-      <w:hyperlink r:id="rId24">
-        <w:r>
-          <w:rPr>
-            <w:rStyle w:val="Hyperlink"/>
-            <w:b/>
-            <w:bCs/>
-          </w:rPr>
-          <w:t xml:space="preserve">qvdr</w:t>
-        </w:r>
-      </w:hyperlink>
-      <w:r>
-        <w:t xml:space="preserve"> </w:t>
-      </w:r>
-      <w:r>
-        <w:t xml:space="preserve">An R package that reads QVD (QlikView Data) binary files into R tibbles.</w:t>
-      </w:r>
-    </w:p>
-    <w:p>
-      <w:pPr>
-        <w:pStyle w:val="BodyText"/>
-      </w:pPr>
-      <w:hyperlink r:id="rId25">
-        <w:r>
-          <w:rPr>
-            <w:rStyle w:val="Hyperlink"/>
-            <w:b/>
-            <w:bCs/>
-          </w:rPr>
-          <w:t xml:space="preserve">Statistics Methods Primer</w:t>
-        </w:r>
-      </w:hyperlink>
-      <w:r>
-        <w:t xml:space="preserve"> </w:t>
-      </w:r>
-      <w:r>
-        <w:t xml:space="preserve">A reference source for NHS analysts without a formal statistical background.</w:t>
-      </w:r>
-    </w:p>
-    <w:p>
-      <w:pPr>
-        <w:pStyle w:val="BodyText"/>
-      </w:pPr>
-      <w:hyperlink r:id="rId26">
-        <w:r>
-          <w:rPr>
-            <w:rStyle w:val="Hyperlink"/>
-            <w:b/>
-            <w:bCs/>
-          </w:rPr>
-          <w:t xml:space="preserve">Recipe App</w:t>
-        </w:r>
-      </w:hyperlink>
-      <w:r>
-        <w:t xml:space="preserve"> </w:t>
-      </w:r>
-      <w:r>
-        <w:t xml:space="preserve">An app for searching recipes based on ingredients and cuisine preferences.</w:t>
-      </w:r>
-    </w:p>
-    <w:p>
-      <w:pPr>
-        <w:pStyle w:val="BodyText"/>
-      </w:pPr>
-      <w:hyperlink r:id="rId27">
-        <w:r>
-          <w:rPr>
-            <w:rStyle w:val="Hyperlink"/>
-          </w:rPr>
-          <w:t xml:space="preserve">View all projects →</w:t>
-        </w:r>
-      </w:hyperlink>
-    </w:p>
-    <w:bookmarkEnd w:id="28"/>
     <w:sectPr>
       <w:footnotePr>
         <w:numRestart w:val="eachSect"/>
@@ -2310,7 +2134,7 @@
         <w:rFonts w:asciiTheme="minorHAnsi" w:cstheme="minorBidi" w:eastAsiaTheme="minorEastAsia" w:hAnsiTheme="minorHAnsi"/>
         <w:sz w:val="24"/>
         <w:szCs w:val="24"/>
-        <w:lang w:bidi="ar-SA" w:eastAsia="zh-CN" w:val="en-US"/>
+        <w:lang w:bidi="ar-SA" w:eastAsia="zh-CN" w:val="en-GB"/>
       </w:rPr>
     </w:rPrDefault>
     <w:pPrDefault>
